--- a/Барсук/ГОТОВО — Госпрограмма или правило года.docx
+++ b/Барсук/ГОТОВО — Госпрограмма или правило года.docx
@@ -192,6 +192,20 @@
           <w:szCs w:val="24"/>
         </w:rPr>
         <w:t xml:space="preserve">тем, кто переселяется по программе и везёт обстановку целиком, без оглядки на стоимость груза.</w:t>
+      </w:r>
+    </w:p>
+    <w:p>
+      <w:pPr>
+        <w:spacing w:after="200" w:line="312"/>
+        <w:jc w:val="both"/>
+      </w:pPr>
+      <w:r>
+        <w:rPr>
+          <w:rFonts w:ascii="Times New Roman" w:cs="Times New Roman" w:eastAsia="Times New Roman" w:hAnsi="Times New Roman"/>
+          <w:sz w:val="24"/>
+          <w:szCs w:val="24"/>
+        </w:rPr>
+        <w:t xml:space="preserve">На практике это самый выгодный из возможных сценариев. В одном из наших проектов семья ввезла по Госпрограмме 8,4 м³ личных вещей из Нью-Йорка и сэкономила на таможенных платежах более 450 000 рублей.</w:t>
       </w:r>
     </w:p>
     <w:p>
@@ -347,6 +361,20 @@
     </w:p>
     <w:p>
       <w:pPr>
+        <w:spacing w:after="200" w:line="312"/>
+        <w:jc w:val="both"/>
+      </w:pPr>
+      <w:r>
+        <w:rPr>
+          <w:rFonts w:ascii="Times New Roman" w:cs="Times New Roman" w:eastAsia="Times New Roman" w:hAnsi="Times New Roman"/>
+          <w:sz w:val="24"/>
+          <w:szCs w:val="24"/>
+        </w:rPr>
+        <w:t xml:space="preserve">По этому основанию мы оформляли ввоз 28 м³ имущества из Чикаго, включая профессиональный электроинструмент, который таможня могла счесть коммерческой партией. Серийные номера в описи сняли вопрос до границы.</w:t>
+      </w:r>
+    </w:p>
+    <w:p>
+      <w:pPr>
         <w:spacing w:after="160" w:before="320"/>
       </w:pPr>
       <w:r>
@@ -529,7 +557,7 @@
           <w:sz w:val="24"/>
           <w:szCs w:val="24"/>
         </w:rPr>
-        <w:t xml:space="preserve">Подходите под оба режима — выбирайте тот, по которому документы крепче. Не подходите ни под один — считайте платежи до погрузки и включайте их в смету.</w:t>
+        <w:t xml:space="preserve">Подходите под оба режима — выбирайте тот, по которому документы крепче. Не подходите ни под один — считайте платежи до погрузки и включайте их в смету. Цена ошибки в этом выборе измеряется сотнями тысяч рублей, поэтому статус стоит проверить до того, как контейнер опломбируют.</w:t>
       </w:r>
     </w:p>
     <w:p>

--- a/Барсук/ГОТОВО — Госпрограмма или правило года.docx
+++ b/Барсук/ГОТОВО — Госпрограмма или правило года.docx
@@ -42,7 +42,7 @@
           <w:sz w:val="24"/>
           <w:szCs w:val="24"/>
         </w:rPr>
-        <w:t xml:space="preserve">На деле под один из двух льготных режимов попадает большинство возвращающихся. Разница между нулём и третью стоимости ваших вещей держится не на самих условиях, а на том, какие подтверждения вы успели собрать.</w:t>
+        <w:t xml:space="preserve">На деле под один из двух льготных режимов попадает большинство возвращающихся. Разница между нулём и третью стоимости ваших вещей зависит от одного: какие подтверждения вы успели собрать.</w:t>
       </w:r>
     </w:p>
     <w:p>
@@ -385,7 +385,7 @@
           <w:sz w:val="26"/>
           <w:szCs w:val="26"/>
         </w:rPr>
-        <w:t xml:space="preserve">3. Где спотыкаются чаще всего. Подтверждения, а не условия</w:t>
+        <w:t xml:space="preserve">3. Где спотыкаются чаще всего. Сложность в доказательной базе</w:t>
       </w:r>
     </w:p>
     <w:p>
@@ -571,7 +571,7 @@
           <w:sz w:val="24"/>
           <w:szCs w:val="24"/>
         </w:rPr>
-        <w:t xml:space="preserve">Сложность беспошлинного ввоза лежит не в самих режимах, а в подтверждениях, которые собирают заранее. Проверить ваш статус для льготного таможенного оформления можно на бесплатной консультации на intrelocations.ru, проверка документов занимает один день.</w:t>
+        <w:t xml:space="preserve">Сложность беспошлинного ввоза лежит в доказательной базе, и собирают её заранее. Проверить ваш статус для льготного таможенного оформления можно на бесплатной консультации на intrelocations.ru, проверка документов занимает один день.</w:t>
       </w:r>
     </w:p>
     <w:p>
